--- a/deliveries/2026-09-04/AutoBridge_Daily_2026-09-04/01_Vehicle_Pages/VEH_20260904_08_JMC_Shunda.docx
+++ b/deliveries/2026-09-04/AutoBridge_Daily_2026-09-04/01_Vehicle_Pages/VEH_20260904_08_JMC_Shunda.docx
@@ -113,7 +113,7 @@
         <w:t>Internal Link Suggestions</w:t>
       </w:r>
       <w:r>
-        <w:t>: /guides/vehicle-export-hs-code-classification/ ; /guides/chinese-vehicle-emission-fuel-compatibility/ ; /vehicles/dongfeng-tianjin-kr/</w:t>
+        <w:t>: /guides/vehicle-export-hs-code-classification/ ; /guides/emission-fuel-compatibility-china-vehicles/ ; /vehicles/dongfeng-tianjin-kr/</w:t>
       </w:r>
     </w:p>
     <w:p>
@@ -1586,10 +1586,10 @@
         <w:rPr>
           <w:b/>
         </w:rPr>
-        <w:t>Author / reviewer</w:t>
+        <w:t>Author</w:t>
       </w:r>
       <w:r>
-        <w:t>: [AutoBridge Export Sourcing Team](/authors/) · method per our [Editorial Policy](/editorial-policy/)</w:t>
+        <w:t>: AutoBridge Export Editorial Team · [Sourcing Team](/authors/) · method per our [Editorial Policy](/editorial-policy/)</w:t>
       </w:r>
     </w:p>
     <w:p>
@@ -1603,7 +1603,16 @@
         <w:t>Last reviewed</w:t>
       </w:r>
       <w:r>
-        <w:t>: 2026-09-04</w:t>
+        <w:t xml:space="preserve">: 2026-09-04 · </w:t>
+      </w:r>
+      <w:r>
+        <w:rPr>
+          <w:b/>
+        </w:rPr>
+        <w:t>Fact sheet version</w:t>
+      </w:r>
+      <w:r>
+        <w:t>: v1.1-2026-09-04</w:t>
       </w:r>
     </w:p>
     <w:p>
@@ -1632,6 +1641,20 @@
       </w:r>
       <w:r>
         <w:t>: Trade-database cross-check; engine versions separated; legal rating deferred to official announcement</w:t>
+      </w:r>
+    </w:p>
+    <w:p>
+      <w:pPr>
+        <w:pStyle w:val="ListBullet"/>
+      </w:pPr>
+      <w:r>
+        <w:rPr>
+          <w:b/>
+        </w:rPr>
+        <w:t>Transparency</w:t>
+      </w:r>
+      <w:r>
+        <w:t>: AI_ASSISTED=true · HUMAN_REVIEWED=false · evidence.first_hand=false · PUBLISH_APPROVED=false</w:t>
       </w:r>
     </w:p>
     <w:p>

--- a/deliveries/2026-09-04/AutoBridge_Daily_2026-09-04/01_Vehicle_Pages/VEH_20260904_08_JMC_Shunda.docx
+++ b/deliveries/2026-09-04/AutoBridge_Daily_2026-09-04/01_Vehicle_Pages/VEH_20260904_08_JMC_Shunda.docx
@@ -4,7 +4,7 @@
   <w:body>
     <w:p>
       <w:pPr>
-        <w:pStyle w:val="Title"/>
+        <w:pStyle w:val="Heading1"/>
       </w:pPr>
       <w:r>
         <w:t>JMC Shunda (顺达) Light Truck: GVW, Payload, Engine and Cargo Body for Export Buyers</w:t>
@@ -12,7 +12,7 @@
     </w:p>
     <w:p>
       <w:pPr>
-        <w:pStyle w:val="Heading1"/>
+        <w:pStyle w:val="Heading2"/>
       </w:pPr>
       <w:r>
         <w:t>SEO Metadata</w:t>
@@ -146,7 +146,7 @@
     </w:p>
     <w:p>
       <w:pPr>
-        <w:pStyle w:val="Heading1"/>
+        <w:pStyle w:val="Heading2"/>
       </w:pPr>
       <w:r>
         <w:t>Buyer Context: a Commercial Vehicle Page Is Built Around GVW and Payload</w:t>
@@ -195,7 +195,7 @@
     </w:p>
     <w:p>
       <w:pPr>
-        <w:pStyle w:val="Heading1"/>
+        <w:pStyle w:val="Heading2"/>
       </w:pPr>
       <w:r>
         <w:t>Commercial Core: GVW, Payload and Cargo Body</w:t>
@@ -203,7 +203,7 @@
     </w:p>
     <w:tbl>
       <w:tblPr>
-        <w:tblStyle w:val="TableGrid"/>
+        <w:tblStyle w:val="LightGrid-Accent1"/>
         <w:tblW w:type="auto" w:w="0"/>
         <w:tblLook w:firstColumn="1" w:firstRow="1" w:lastColumn="0" w:lastRow="0" w:noHBand="0" w:noVBand="1" w:val="04A0"/>
       </w:tblPr>
@@ -215,20 +215,9 @@
         <w:tc>
           <w:tcPr>
             <w:tcW w:type="dxa" w:w="4320"/>
-            <w:shd w:val="clear" w:fill="EAF0F6"/>
           </w:tcPr>
           <w:p>
             <w:r>
-              <w:rPr>
-                <w:b/>
-                <w:sz w:val="20"/>
-              </w:rPr>
-            </w:r>
-            <w:r>
-              <w:rPr>
-                <w:b/>
-                <w:sz w:val="20"/>
-              </w:rPr>
               <w:t>Item</w:t>
             </w:r>
           </w:p>
@@ -236,20 +225,9 @@
         <w:tc>
           <w:tcPr>
             <w:tcW w:type="dxa" w:w="4320"/>
-            <w:shd w:val="clear" w:fill="EAF0F6"/>
           </w:tcPr>
           <w:p>
             <w:r>
-              <w:rPr>
-                <w:b/>
-                <w:sz w:val="20"/>
-              </w:rPr>
-            </w:r>
-            <w:r>
-              <w:rPr>
-                <w:b/>
-                <w:sz w:val="20"/>
-              </w:rPr>
               <w:t>Shunda small truck (China reference)</w:t>
             </w:r>
           </w:p>
@@ -262,14 +240,6 @@
           </w:tcPr>
           <w:p>
             <w:r>
-              <w:rPr>
-                <w:sz w:val="20"/>
-              </w:rPr>
-            </w:r>
-            <w:r>
-              <w:rPr>
-                <w:sz w:val="20"/>
-              </w:rPr>
               <w:t>Engine</w:t>
             </w:r>
           </w:p>
@@ -280,27 +250,15 @@
           </w:tcPr>
           <w:p>
             <w:r>
-              <w:rPr>
-                <w:sz w:val="20"/>
-              </w:rPr>
-            </w:r>
-            <w:r>
-              <w:rPr>
-                <w:sz w:val="20"/>
-              </w:rPr>
               <w:t xml:space="preserve">JX493ZLQ6D diesel, </w:t>
             </w:r>
             <w:r>
               <w:rPr>
                 <w:b/>
-                <w:sz w:val="20"/>
               </w:rPr>
               <w:t>2.499 L</w:t>
             </w:r>
             <w:r>
-              <w:rPr>
-                <w:sz w:val="20"/>
-              </w:rPr>
               <w:t xml:space="preserve"> (do not merge with the 2.8 L 493)</w:t>
             </w:r>
           </w:p>
@@ -313,14 +271,6 @@
           </w:tcPr>
           <w:p>
             <w:r>
-              <w:rPr>
-                <w:sz w:val="20"/>
-              </w:rPr>
-            </w:r>
-            <w:r>
-              <w:rPr>
-                <w:sz w:val="20"/>
-              </w:rPr>
               <w:t>Power</w:t>
             </w:r>
           </w:p>
@@ -332,20 +282,11 @@
           <w:p>
             <w:r>
               <w:rPr>
-                <w:sz w:val="20"/>
-              </w:rPr>
-            </w:r>
-            <w:r>
-              <w:rPr>
                 <w:b/>
-                <w:sz w:val="20"/>
               </w:rPr>
               <w:t>90 kW (≈122 PS)</w:t>
             </w:r>
             <w:r>
-              <w:rPr>
-                <w:sz w:val="20"/>
-              </w:rPr>
               <w:t>; a separate 116 PS version exists — match to trim</w:t>
             </w:r>
           </w:p>
@@ -358,14 +299,6 @@
           </w:tcPr>
           <w:p>
             <w:r>
-              <w:rPr>
-                <w:sz w:val="20"/>
-              </w:rPr>
-            </w:r>
-            <w:r>
-              <w:rPr>
-                <w:sz w:val="20"/>
-              </w:rPr>
               <w:t>Dropside bed (L×W×H)</w:t>
             </w:r>
           </w:p>
@@ -377,13 +310,7 @@
           <w:p>
             <w:r>
               <w:rPr>
-                <w:sz w:val="20"/>
-              </w:rPr>
-            </w:r>
-            <w:r>
-              <w:rPr>
                 <w:b/>
-                <w:sz w:val="20"/>
               </w:rPr>
               <w:t>3700 × 1850 × 380 mm</w:t>
             </w:r>
@@ -397,14 +324,6 @@
           </w:tcPr>
           <w:p>
             <w:r>
-              <w:rPr>
-                <w:sz w:val="20"/>
-              </w:rPr>
-            </w:r>
-            <w:r>
-              <w:rPr>
-                <w:sz w:val="20"/>
-              </w:rPr>
               <w:t>Gross vehicle weight (GVW)</w:t>
             </w:r>
           </w:p>
@@ -416,13 +335,7 @@
           <w:p>
             <w:r>
               <w:rPr>
-                <w:sz w:val="20"/>
-              </w:rPr>
-            </w:r>
-            <w:r>
-              <w:rPr>
                 <w:b/>
-                <w:sz w:val="20"/>
               </w:rPr>
               <w:t>4.27 t</w:t>
             </w:r>
@@ -436,14 +349,6 @@
           </w:tcPr>
           <w:p>
             <w:r>
-              <w:rPr>
-                <w:sz w:val="20"/>
-              </w:rPr>
-            </w:r>
-            <w:r>
-              <w:rPr>
-                <w:sz w:val="20"/>
-              </w:rPr>
               <w:t>Curb weight</w:t>
             </w:r>
           </w:p>
@@ -454,27 +359,15 @@
           </w:tcPr>
           <w:p>
             <w:r>
-              <w:rPr>
-                <w:sz w:val="20"/>
-              </w:rPr>
-            </w:r>
-            <w:r>
-              <w:rPr>
-                <w:sz w:val="20"/>
-              </w:rPr>
               <w:t xml:space="preserve">about </w:t>
             </w:r>
             <w:r>
               <w:rPr>
                 <w:b/>
-                <w:sz w:val="20"/>
               </w:rPr>
               <w:t>2.145 t</w:t>
             </w:r>
             <w:r>
-              <w:rPr>
-                <w:sz w:val="20"/>
-              </w:rPr>
               <w:t xml:space="preserve"> (the 3.7 m box-van version is about 2.435 t)</w:t>
             </w:r>
           </w:p>
@@ -487,14 +380,6 @@
           </w:tcPr>
           <w:p>
             <w:r>
-              <w:rPr>
-                <w:sz w:val="20"/>
-              </w:rPr>
-            </w:r>
-            <w:r>
-              <w:rPr>
-                <w:sz w:val="20"/>
-              </w:rPr>
               <w:t>Rated payload</w:t>
             </w:r>
           </w:p>
@@ -505,20 +390,11 @@
           </w:tcPr>
           <w:p>
             <w:r>
-              <w:rPr>
-                <w:sz w:val="20"/>
-              </w:rPr>
-            </w:r>
-            <w:r>
-              <w:rPr>
-                <w:sz w:val="20"/>
-              </w:rPr>
               <w:t xml:space="preserve">about </w:t>
             </w:r>
             <w:r>
               <w:rPr>
                 <w:b/>
-                <w:sz w:val="20"/>
               </w:rPr>
               <w:t>1.93–2.0 t — final value per the MIIT announcement / certificate</w:t>
             </w:r>
@@ -532,14 +408,6 @@
           </w:tcPr>
           <w:p>
             <w:r>
-              <w:rPr>
-                <w:sz w:val="20"/>
-              </w:rPr>
-            </w:r>
-            <w:r>
-              <w:rPr>
-                <w:sz w:val="20"/>
-              </w:rPr>
               <w:t>Wheelbase</w:t>
             </w:r>
           </w:p>
@@ -551,13 +419,7 @@
           <w:p>
             <w:r>
               <w:rPr>
-                <w:sz w:val="20"/>
-              </w:rPr>
-            </w:r>
-            <w:r>
-              <w:rPr>
                 <w:b/>
-                <w:sz w:val="20"/>
               </w:rPr>
               <w:t>2800 mm</w:t>
             </w:r>
@@ -571,14 +433,6 @@
           </w:tcPr>
           <w:p>
             <w:r>
-              <w:rPr>
-                <w:sz w:val="20"/>
-              </w:rPr>
-            </w:r>
-            <w:r>
-              <w:rPr>
-                <w:sz w:val="20"/>
-              </w:rPr>
               <w:t>Turning circle</w:t>
             </w:r>
           </w:p>
@@ -590,13 +444,7 @@
           <w:p>
             <w:r>
               <w:rPr>
-                <w:sz w:val="20"/>
-              </w:rPr>
-            </w:r>
-            <w:r>
-              <w:rPr>
                 <w:b/>
-                <w:sz w:val="20"/>
               </w:rPr>
               <w:t>5.5 m</w:t>
             </w:r>
@@ -610,14 +458,6 @@
           </w:tcPr>
           <w:p>
             <w:r>
-              <w:rPr>
-                <w:sz w:val="20"/>
-              </w:rPr>
-            </w:r>
-            <w:r>
-              <w:rPr>
-                <w:sz w:val="20"/>
-              </w:rPr>
               <w:t>Emission</w:t>
             </w:r>
           </w:p>
@@ -628,20 +468,13 @@
           </w:tcPr>
           <w:p>
             <w:r>
-              <w:rPr>
-                <w:sz w:val="20"/>
-              </w:rPr>
-            </w:r>
-            <w:r>
-              <w:rPr>
-                <w:sz w:val="20"/>
-              </w:rPr>
               <w:t>China-6 diesel</w:t>
             </w:r>
           </w:p>
         </w:tc>
       </w:tr>
     </w:tbl>
+    <w:p/>
     <w:p>
       <w:r>
         <w:t xml:space="preserve">Payload is the figure that most often causes compliance problems: a marketing "about two-tonne" line is not a legal rating. The authoritative rated payload is the one on the </w:t>
@@ -658,7 +491,7 @@
     </w:p>
     <w:p>
       <w:pPr>
-        <w:pStyle w:val="Heading1"/>
+        <w:pStyle w:val="Heading2"/>
       </w:pPr>
       <w:r>
         <w:t>Engine-Version Boundary</w:t>
@@ -711,7 +544,7 @@
     </w:p>
     <w:p>
       <w:pPr>
-        <w:pStyle w:val="Heading1"/>
+        <w:pStyle w:val="Heading2"/>
       </w:pPr>
       <w:r>
         <w:t>Chassis and Body-Builder Note</w:t>
@@ -733,10 +566,18 @@
     </w:p>
     <w:p>
       <w:pPr>
-        <w:pStyle w:val="Heading1"/>
+        <w:pStyle w:val="Heading2"/>
       </w:pPr>
       <w:r>
         <w:t>Overseas Buyer Verification Before Payment</w:t>
+      </w:r>
+    </w:p>
+    <w:p>
+      <w:pPr>
+        <w:pStyle w:val="ListBullet"/>
+      </w:pPr>
+      <w:r>
+        <w:t>For a light truck the 4×2 (or other) drive form is a certificate field that affects upfit and loading — confirm it per chassis announcement; the reference prose fixes GVW/payload but leaves drive form to the certificate.</w:t>
       </w:r>
     </w:p>
     <w:p>
@@ -811,7 +652,7 @@
     </w:p>
     <w:p>
       <w:pPr>
-        <w:pStyle w:val="Heading1"/>
+        <w:pStyle w:val="Heading2"/>
       </w:pPr>
       <w:r>
         <w:t>Request a Current Export Quotation</w:t>
@@ -833,7 +674,7 @@
     </w:p>
     <w:p>
       <w:pPr>
-        <w:pStyle w:val="Heading1"/>
+        <w:pStyle w:val="Heading2"/>
       </w:pPr>
       <w:r>
         <w:t>Frequently Asked Questions</w:t>
@@ -847,8 +688,10 @@
         <w:t>What is the Shunda's GVW and payload?</w:t>
       </w:r>
       <w:r>
-        <w:t xml:space="preserve"> GVW 4.27 t with rated payload around 1.93–2.0 t; confirm the exact payload on the MIIT announcement/certificate for the specific body. </w:t>
+        <w:t xml:space="preserve"> GVW 4.27 t with rated payload around 1.93–2.0 t; confirm the exact payload on the MIIT announcement/certificate for the specific body.</w:t>
       </w:r>
+    </w:p>
+    <w:p>
       <w:r>
         <w:rPr>
           <w:b/>
@@ -856,8 +699,10 @@
         <w:t>Which engine does this page cover?</w:t>
       </w:r>
       <w:r>
-        <w:t xml:space="preserve"> The JX493ZLQ6D 2.499 L diesel at 90 kW (122 PS); a 2.8 L/116 PS version is a different unit. </w:t>
+        <w:t xml:space="preserve"> The JX493ZLQ6D 2.499 L diesel at 90 kW (122 PS); a 2.8 L/116 PS version is a different unit.</w:t>
       </w:r>
+    </w:p>
+    <w:p>
       <w:r>
         <w:rPr>
           <w:b/>
@@ -865,8 +710,10 @@
         <w:t>Why does curb weight matter?</w:t>
       </w:r>
       <w:r>
-        <w:t xml:space="preserve"> It sets usable payload and changes between dropside and box-van bodies — do not share one payload across bodies. </w:t>
+        <w:t xml:space="preserve"> It sets usable payload and changes between dropside and box-van bodies — do not share one payload across bodies.</w:t>
       </w:r>
+    </w:p>
+    <w:p>
       <w:r>
         <w:rPr>
           <w:b/>
@@ -879,7 +726,255 @@
     </w:p>
     <w:p>
       <w:pPr>
-        <w:pStyle w:val="Heading1"/>
+        <w:pStyle w:val="Heading2"/>
+      </w:pPr>
+      <w:r>
+        <w:t>Image Record</w:t>
+      </w:r>
+    </w:p>
+    <w:p>
+      <w:pPr>
+        <w:pStyle w:val="ListBullet"/>
+      </w:pPr>
+      <w:r>
+        <w:t>IMAGE_ASSET_PATH: none secured in repository</w:t>
+      </w:r>
+    </w:p>
+    <w:p>
+      <w:pPr>
+        <w:pStyle w:val="ListBullet"/>
+      </w:pPr>
+      <w:r>
+        <w:t>ORIGINAL_IMAGE_URL: not captured</w:t>
+      </w:r>
+    </w:p>
+    <w:p>
+      <w:pPr>
+        <w:pStyle w:val="ListBullet"/>
+      </w:pPr>
+      <w:r>
+        <w:t>SOURCE_PAGE: not captured</w:t>
+      </w:r>
+    </w:p>
+    <w:p>
+      <w:pPr>
+        <w:pStyle w:val="ListBullet"/>
+      </w:pPr>
+      <w:r>
+        <w:t>RIGHTS_HOLDER: unconfirmed</w:t>
+      </w:r>
+    </w:p>
+    <w:p>
+      <w:pPr>
+        <w:pStyle w:val="ListBullet"/>
+      </w:pPr>
+      <w:r>
+        <w:t>LICENSE: none secured — no third-party image may be published until rights are cleared</w:t>
+      </w:r>
+    </w:p>
+    <w:p>
+      <w:pPr>
+        <w:pStyle w:val="ListBullet"/>
+      </w:pPr>
+      <w:r>
+        <w:t>CHECKED_DATE: 2026-09-05</w:t>
+      </w:r>
+    </w:p>
+    <w:p>
+      <w:pPr>
+        <w:pStyle w:val="ListBullet"/>
+      </w:pPr>
+      <w:r>
+        <w:t>MODEL_TOPIC_MATCH: must match the exact model/version (or the guide topic) and reference market above</w:t>
+      </w:r>
+    </w:p>
+    <w:p>
+      <w:pPr>
+        <w:pStyle w:val="ListBullet"/>
+      </w:pPr>
+      <w:r>
+        <w:t>IMAGE_RIGHTS_STATUS: FAIL (no licensed asset captured; a placeholder or “retain old image” note is not accepted)</w:t>
+      </w:r>
+    </w:p>
+    <w:p>
+      <w:pPr>
+        <w:pStyle w:val="ListBullet"/>
+      </w:pPr>
+      <w:r>
+        <w:t>ALT by language:</w:t>
+      </w:r>
+    </w:p>
+    <w:p>
+      <w:pPr>
+        <w:pStyle w:val="ListBullet"/>
+      </w:pPr>
+      <w:r>
+        <w:rPr>
+          <w:b/>
+        </w:rPr>
+        <w:t>EN</w:t>
+      </w:r>
+      <w:r>
+        <w:t>: AutoBridge export-buyer reference — JMC Shunda, petrol/diesel Chinese-market vehicle / light truck</w:t>
+      </w:r>
+    </w:p>
+    <w:p>
+      <w:pPr>
+        <w:pStyle w:val="ListBullet"/>
+      </w:pPr>
+      <w:r>
+        <w:rPr>
+          <w:b/>
+        </w:rPr>
+        <w:t>FR</w:t>
+      </w:r>
+      <w:r>
+        <w:t>: Référence AutoBridge pour acheteurs export — JMC Shunda, véhicule thermique (marché chinois) / camion léger</w:t>
+      </w:r>
+    </w:p>
+    <w:p>
+      <w:pPr>
+        <w:pStyle w:val="ListBullet"/>
+      </w:pPr>
+      <w:r>
+        <w:rPr>
+          <w:b/>
+        </w:rPr>
+        <w:t>DE</w:t>
+      </w:r>
+      <w:r>
+        <w:t>: AutoBridge-Referenz für Exportkäufer — JMC Shunda, Verbrenner (chinesischer Markt) / Leicht-Lkw</w:t>
+      </w:r>
+    </w:p>
+    <w:p>
+      <w:pPr>
+        <w:pStyle w:val="ListBullet"/>
+      </w:pPr>
+      <w:r>
+        <w:rPr>
+          <w:b/>
+        </w:rPr>
+        <w:t>ES</w:t>
+      </w:r>
+      <w:r>
+        <w:t>: Referencia AutoBridge para compradores de exportación — JMC Shunda, vehículo de combustión (mercado chino) / camión ligero</w:t>
+      </w:r>
+    </w:p>
+    <w:p>
+      <w:pPr>
+        <w:pStyle w:val="ListBullet"/>
+      </w:pPr>
+      <w:r>
+        <w:rPr>
+          <w:b/>
+        </w:rPr>
+        <w:t>PT</w:t>
+      </w:r>
+      <w:r>
+        <w:t>: Referência AutoBridge para compradores de exportação — JMC Shunda, veículo a combustão (mercado chinês) / caminhão leve</w:t>
+      </w:r>
+    </w:p>
+    <w:p>
+      <w:pPr>
+        <w:pStyle w:val="ListBullet"/>
+      </w:pPr>
+      <w:r>
+        <w:rPr>
+          <w:b/>
+        </w:rPr>
+        <w:t>JA</w:t>
+      </w:r>
+      <w:r>
+        <w:t>: AutoBridge 輸出バイヤー向けリファレンス｜JMC Shunda, 中国市場仕様 内燃機関車 / 小型トラック</w:t>
+      </w:r>
+    </w:p>
+    <w:p>
+      <w:pPr>
+        <w:pStyle w:val="ListBullet"/>
+      </w:pPr>
+      <w:r>
+        <w:rPr>
+          <w:b/>
+        </w:rPr>
+        <w:t>KO</w:t>
+      </w:r>
+      <w:r>
+        <w:t>: AutoBridge 수출 바이어 참고 자료｜JMC Shunda, 중국 시장 내연기관 차량 / 경트럭</w:t>
+      </w:r>
+    </w:p>
+    <w:p>
+      <w:pPr>
+        <w:pStyle w:val="ListBullet"/>
+      </w:pPr>
+      <w:r>
+        <w:rPr>
+          <w:b/>
+        </w:rPr>
+        <w:t>VI</w:t>
+      </w:r>
+      <w:r>
+        <w:t>: Tài liệu tham khảo AutoBridge cho người mua xuất khẩu — JMC Shunda, xe động cơ đốt trong (thị trường Trung Quốc) / xe tải nhẹ</w:t>
+      </w:r>
+    </w:p>
+    <w:p>
+      <w:pPr>
+        <w:pStyle w:val="ListBullet"/>
+      </w:pPr>
+      <w:r>
+        <w:rPr>
+          <w:b/>
+        </w:rPr>
+        <w:t>TH</w:t>
+      </w:r>
+      <w:r>
+        <w:t>: เอกสารอ้างอิง AutoBridge สำหรับผู้ซื้อเพื่อการส่งออก — JMC Shunda, รถเครื่องยนต์สันดาป (ตลาดจีน) / รถบรรทุกขนาดเล็ก</w:t>
+      </w:r>
+    </w:p>
+    <w:p>
+      <w:pPr>
+        <w:pStyle w:val="ListBullet"/>
+      </w:pPr>
+      <w:r>
+        <w:rPr>
+          <w:b/>
+        </w:rPr>
+        <w:t>ID</w:t>
+      </w:r>
+      <w:r>
+        <w:t>: Referensi AutoBridge untuk pembeli ekspor — JMC Shunda, kendaraan mesin pembakaran (pasar Tiongkok) / truk ringan</w:t>
+      </w:r>
+    </w:p>
+    <w:p>
+      <w:pPr>
+        <w:pStyle w:val="ListBullet"/>
+      </w:pPr>
+      <w:r>
+        <w:rPr>
+          <w:b/>
+        </w:rPr>
+        <w:t>AR</w:t>
+      </w:r>
+      <w:r>
+        <w:t>: مرجع AutoBridge لمشتري التصدير — JMC Shunda, مركبة بمحرك احتراق (سوق الصين) / شاحنة خفيفة</w:t>
+      </w:r>
+    </w:p>
+    <w:p>
+      <w:pPr>
+        <w:pStyle w:val="ListBullet"/>
+      </w:pPr>
+      <w:r>
+        <w:rPr>
+          <w:b/>
+        </w:rPr>
+        <w:t>ZH</w:t>
+      </w:r>
+      <w:r>
+        <w:t>: AutoBridge 出口采购参考｜JMC Shunda, 中国市场燃油车 / 轻卡</w:t>
+      </w:r>
+    </w:p>
+    <w:p>
+      <w:pPr>
+        <w:pStyle w:val="Heading2"/>
       </w:pPr>
       <w:r>
         <w:t>Sources &amp; Verification</w:t>
@@ -887,7 +982,7 @@
     </w:p>
     <w:tbl>
       <w:tblPr>
-        <w:tblStyle w:val="TableGrid"/>
+        <w:tblStyle w:val="LightGrid-Accent1"/>
         <w:tblW w:type="auto" w:w="0"/>
         <w:tblLook w:firstColumn="1" w:firstRow="1" w:lastColumn="0" w:lastRow="0" w:noHBand="0" w:noVBand="1" w:val="04A0"/>
       </w:tblPr>
@@ -904,20 +999,9 @@
         <w:tc>
           <w:tcPr>
             <w:tcW w:type="dxa" w:w="1234"/>
-            <w:shd w:val="clear" w:fill="EAF0F6"/>
           </w:tcPr>
           <w:p>
             <w:r>
-              <w:rPr>
-                <w:b/>
-                <w:sz w:val="20"/>
-              </w:rPr>
-            </w:r>
-            <w:r>
-              <w:rPr>
-                <w:b/>
-                <w:sz w:val="20"/>
-              </w:rPr>
               <w:t>Source title</w:t>
             </w:r>
           </w:p>
@@ -925,20 +1009,9 @@
         <w:tc>
           <w:tcPr>
             <w:tcW w:type="dxa" w:w="1234"/>
-            <w:shd w:val="clear" w:fill="EAF0F6"/>
           </w:tcPr>
           <w:p>
             <w:r>
-              <w:rPr>
-                <w:b/>
-                <w:sz w:val="20"/>
-              </w:rPr>
-            </w:r>
-            <w:r>
-              <w:rPr>
-                <w:b/>
-                <w:sz w:val="20"/>
-              </w:rPr>
               <w:t>Organization</w:t>
             </w:r>
           </w:p>
@@ -946,20 +1019,9 @@
         <w:tc>
           <w:tcPr>
             <w:tcW w:type="dxa" w:w="1234"/>
-            <w:shd w:val="clear" w:fill="EAF0F6"/>
           </w:tcPr>
           <w:p>
             <w:r>
-              <w:rPr>
-                <w:b/>
-                <w:sz w:val="20"/>
-              </w:rPr>
-            </w:r>
-            <w:r>
-              <w:rPr>
-                <w:b/>
-                <w:sz w:val="20"/>
-              </w:rPr>
               <w:t>Market</w:t>
             </w:r>
           </w:p>
@@ -967,20 +1029,9 @@
         <w:tc>
           <w:tcPr>
             <w:tcW w:type="dxa" w:w="1234"/>
-            <w:shd w:val="clear" w:fill="EAF0F6"/>
           </w:tcPr>
           <w:p>
             <w:r>
-              <w:rPr>
-                <w:b/>
-                <w:sz w:val="20"/>
-              </w:rPr>
-            </w:r>
-            <w:r>
-              <w:rPr>
-                <w:b/>
-                <w:sz w:val="20"/>
-              </w:rPr>
               <w:t>URL</w:t>
             </w:r>
           </w:p>
@@ -988,20 +1039,9 @@
         <w:tc>
           <w:tcPr>
             <w:tcW w:type="dxa" w:w="1234"/>
-            <w:shd w:val="clear" w:fill="EAF0F6"/>
           </w:tcPr>
           <w:p>
             <w:r>
-              <w:rPr>
-                <w:b/>
-                <w:sz w:val="20"/>
-              </w:rPr>
-            </w:r>
-            <w:r>
-              <w:rPr>
-                <w:b/>
-                <w:sz w:val="20"/>
-              </w:rPr>
               <w:t>Checked</w:t>
             </w:r>
           </w:p>
@@ -1009,20 +1049,9 @@
         <w:tc>
           <w:tcPr>
             <w:tcW w:type="dxa" w:w="1234"/>
-            <w:shd w:val="clear" w:fill="EAF0F6"/>
           </w:tcPr>
           <w:p>
             <w:r>
-              <w:rPr>
-                <w:b/>
-                <w:sz w:val="20"/>
-              </w:rPr>
-            </w:r>
-            <w:r>
-              <w:rPr>
-                <w:b/>
-                <w:sz w:val="20"/>
-              </w:rPr>
               <w:t>Confidence</w:t>
             </w:r>
           </w:p>
@@ -1030,20 +1059,9 @@
         <w:tc>
           <w:tcPr>
             <w:tcW w:type="dxa" w:w="1234"/>
-            <w:shd w:val="clear" w:fill="EAF0F6"/>
           </w:tcPr>
           <w:p>
             <w:r>
-              <w:rPr>
-                <w:b/>
-                <w:sz w:val="20"/>
-              </w:rPr>
-            </w:r>
-            <w:r>
-              <w:rPr>
-                <w:b/>
-                <w:sz w:val="20"/>
-              </w:rPr>
               <w:t>Supported facts</w:t>
             </w:r>
           </w:p>
@@ -1056,14 +1074,6 @@
           </w:tcPr>
           <w:p>
             <w:r>
-              <w:rPr>
-                <w:sz w:val="20"/>
-              </w:rPr>
-            </w:r>
-            <w:r>
-              <w:rPr>
-                <w:sz w:val="20"/>
-              </w:rPr>
               <w:t>Shunda small truck JX493ZLQ6D 122PS compliant 2t</w:t>
             </w:r>
           </w:p>
@@ -1074,14 +1084,6 @@
           </w:tcPr>
           <w:p>
             <w:r>
-              <w:rPr>
-                <w:sz w:val="20"/>
-              </w:rPr>
-            </w:r>
-            <w:r>
-              <w:rPr>
-                <w:sz w:val="20"/>
-              </w:rPr>
               <w:t>360che (Toutiao)</w:t>
             </w:r>
           </w:p>
@@ -1092,14 +1094,6 @@
           </w:tcPr>
           <w:p>
             <w:r>
-              <w:rPr>
-                <w:sz w:val="20"/>
-              </w:rPr>
-            </w:r>
-            <w:r>
-              <w:rPr>
-                <w:sz w:val="20"/>
-              </w:rPr>
               <w:t>CN</w:t>
             </w:r>
           </w:p>
@@ -1110,14 +1104,6 @@
           </w:tcPr>
           <w:p>
             <w:r>
-              <w:rPr>
-                <w:sz w:val="20"/>
-              </w:rPr>
-            </w:r>
-            <w:r>
-              <w:rPr>
-                <w:sz w:val="20"/>
-              </w:rPr>
               <w:t>http://m.toutiao.com/group/7296380434664292918/</w:t>
             </w:r>
           </w:p>
@@ -1128,14 +1114,6 @@
           </w:tcPr>
           <w:p>
             <w:r>
-              <w:rPr>
-                <w:sz w:val="20"/>
-              </w:rPr>
-            </w:r>
-            <w:r>
-              <w:rPr>
-                <w:sz w:val="20"/>
-              </w:rPr>
               <w:t>2026-09-04</w:t>
             </w:r>
           </w:p>
@@ -1146,14 +1124,6 @@
           </w:tcPr>
           <w:p>
             <w:r>
-              <w:rPr>
-                <w:sz w:val="20"/>
-              </w:rPr>
-            </w:r>
-            <w:r>
-              <w:rPr>
-                <w:sz w:val="20"/>
-              </w:rPr>
               <w:t>CROSS_CHECKED</w:t>
             </w:r>
           </w:p>
@@ -1164,14 +1134,6 @@
           </w:tcPr>
           <w:p>
             <w:r>
-              <w:rPr>
-                <w:sz w:val="20"/>
-              </w:rPr>
-            </w:r>
-            <w:r>
-              <w:rPr>
-                <w:sz w:val="20"/>
-              </w:rPr>
               <w:t>Engine, power, GVW, payload framing</w:t>
             </w:r>
           </w:p>
@@ -1184,14 +1146,6 @@
           </w:tcPr>
           <w:p>
             <w:r>
-              <w:rPr>
-                <w:sz w:val="20"/>
-              </w:rPr>
-            </w:r>
-            <w:r>
-              <w:rPr>
-                <w:sz w:val="20"/>
-              </w:rPr>
               <w:t>Shunda small truck bed, GVW, curb weight</w:t>
             </w:r>
           </w:p>
@@ -1202,14 +1156,6 @@
           </w:tcPr>
           <w:p>
             <w:r>
-              <w:rPr>
-                <w:sz w:val="20"/>
-              </w:rPr>
-            </w:r>
-            <w:r>
-              <w:rPr>
-                <w:sz w:val="20"/>
-              </w:rPr>
               <w:t>360che (Toutiao)</w:t>
             </w:r>
           </w:p>
@@ -1220,14 +1166,6 @@
           </w:tcPr>
           <w:p>
             <w:r>
-              <w:rPr>
-                <w:sz w:val="20"/>
-              </w:rPr>
-            </w:r>
-            <w:r>
-              <w:rPr>
-                <w:sz w:val="20"/>
-              </w:rPr>
               <w:t>CN</w:t>
             </w:r>
           </w:p>
@@ -1238,14 +1176,6 @@
           </w:tcPr>
           <w:p>
             <w:r>
-              <w:rPr>
-                <w:sz w:val="20"/>
-              </w:rPr>
-            </w:r>
-            <w:r>
-              <w:rPr>
-                <w:sz w:val="20"/>
-              </w:rPr>
               <w:t>http://m.toutiao.com/group/6854066453151384075/</w:t>
             </w:r>
           </w:p>
@@ -1256,14 +1186,6 @@
           </w:tcPr>
           <w:p>
             <w:r>
-              <w:rPr>
-                <w:sz w:val="20"/>
-              </w:rPr>
-            </w:r>
-            <w:r>
-              <w:rPr>
-                <w:sz w:val="20"/>
-              </w:rPr>
               <w:t>2026-09-04</w:t>
             </w:r>
           </w:p>
@@ -1274,14 +1196,6 @@
           </w:tcPr>
           <w:p>
             <w:r>
-              <w:rPr>
-                <w:sz w:val="20"/>
-              </w:rPr>
-            </w:r>
-            <w:r>
-              <w:rPr>
-                <w:sz w:val="20"/>
-              </w:rPr>
               <w:t>CROSS_CHECKED</w:t>
             </w:r>
           </w:p>
@@ -1292,14 +1206,6 @@
           </w:tcPr>
           <w:p>
             <w:r>
-              <w:rPr>
-                <w:sz w:val="20"/>
-              </w:rPr>
-            </w:r>
-            <w:r>
-              <w:rPr>
-                <w:sz w:val="20"/>
-              </w:rPr>
               <w:t>3700 bed, 4.27 t, curb weight</w:t>
             </w:r>
           </w:p>
@@ -1312,14 +1218,6 @@
           </w:tcPr>
           <w:p>
             <w:r>
-              <w:rPr>
-                <w:sz w:val="20"/>
-              </w:rPr>
-            </w:r>
-            <w:r>
-              <w:rPr>
-                <w:sz w:val="20"/>
-              </w:rPr>
               <w:t>Shunda cargo 3.7m 116PS (in-sale)</w:t>
             </w:r>
           </w:p>
@@ -1330,14 +1228,6 @@
           </w:tcPr>
           <w:p>
             <w:r>
-              <w:rPr>
-                <w:sz w:val="20"/>
-              </w:rPr>
-            </w:r>
-            <w:r>
-              <w:rPr>
-                <w:sz w:val="20"/>
-              </w:rPr>
               <w:t>58.com trucks</w:t>
             </w:r>
           </w:p>
@@ -1348,14 +1238,6 @@
           </w:tcPr>
           <w:p>
             <w:r>
-              <w:rPr>
-                <w:sz w:val="20"/>
-              </w:rPr>
-            </w:r>
-            <w:r>
-              <w:rPr>
-                <w:sz w:val="20"/>
-              </w:rPr>
               <w:t>CN</w:t>
             </w:r>
           </w:p>
@@ -1366,14 +1248,6 @@
           </w:tcPr>
           <w:p>
             <w:r>
-              <w:rPr>
-                <w:sz w:val="20"/>
-              </w:rPr>
-            </w:r>
-            <w:r>
-              <w:rPr>
-                <w:sz w:val="20"/>
-              </w:rPr>
               <w:t>https://m.58.com/sh/huochec/63510160324146x.shtml</w:t>
             </w:r>
           </w:p>
@@ -1384,14 +1258,6 @@
           </w:tcPr>
           <w:p>
             <w:r>
-              <w:rPr>
-                <w:sz w:val="20"/>
-              </w:rPr>
-            </w:r>
-            <w:r>
-              <w:rPr>
-                <w:sz w:val="20"/>
-              </w:rPr>
               <w:t>2026-09-04</w:t>
             </w:r>
           </w:p>
@@ -1402,14 +1268,6 @@
           </w:tcPr>
           <w:p>
             <w:r>
-              <w:rPr>
-                <w:sz w:val="20"/>
-              </w:rPr>
-            </w:r>
-            <w:r>
-              <w:rPr>
-                <w:sz w:val="20"/>
-              </w:rPr>
               <w:t>SINGLE_SOURCE</w:t>
             </w:r>
           </w:p>
@@ -1420,14 +1278,6 @@
           </w:tcPr>
           <w:p>
             <w:r>
-              <w:rPr>
-                <w:sz w:val="20"/>
-              </w:rPr>
-            </w:r>
-            <w:r>
-              <w:rPr>
-                <w:sz w:val="20"/>
-              </w:rPr>
               <w:t>Alternate 116 PS version (excluded)</w:t>
             </w:r>
           </w:p>
@@ -1440,14 +1290,6 @@
           </w:tcPr>
           <w:p>
             <w:r>
-              <w:rPr>
-                <w:sz w:val="20"/>
-              </w:rPr>
-            </w:r>
-            <w:r>
-              <w:rPr>
-                <w:sz w:val="20"/>
-              </w:rPr>
               <w:t>Shunda wheelbase / turning circle</w:t>
             </w:r>
           </w:p>
@@ -1458,14 +1300,6 @@
           </w:tcPr>
           <w:p>
             <w:r>
-              <w:rPr>
-                <w:sz w:val="20"/>
-              </w:rPr>
-            </w:r>
-            <w:r>
-              <w:rPr>
-                <w:sz w:val="20"/>
-              </w:rPr>
               <w:t>360che (Toutiao)</w:t>
             </w:r>
           </w:p>
@@ -1476,14 +1310,6 @@
           </w:tcPr>
           <w:p>
             <w:r>
-              <w:rPr>
-                <w:sz w:val="20"/>
-              </w:rPr>
-            </w:r>
-            <w:r>
-              <w:rPr>
-                <w:sz w:val="20"/>
-              </w:rPr>
               <w:t>CN</w:t>
             </w:r>
           </w:p>
@@ -1494,14 +1320,6 @@
           </w:tcPr>
           <w:p>
             <w:r>
-              <w:rPr>
-                <w:sz w:val="20"/>
-              </w:rPr>
-            </w:r>
-            <w:r>
-              <w:rPr>
-                <w:sz w:val="20"/>
-              </w:rPr>
               <w:t>http://m.toutiao.com/group/6815508461468516878/</w:t>
             </w:r>
           </w:p>
@@ -1512,14 +1330,6 @@
           </w:tcPr>
           <w:p>
             <w:r>
-              <w:rPr>
-                <w:sz w:val="20"/>
-              </w:rPr>
-            </w:r>
-            <w:r>
-              <w:rPr>
-                <w:sz w:val="20"/>
-              </w:rPr>
               <w:t>2026-09-04</w:t>
             </w:r>
           </w:p>
@@ -1530,14 +1340,6 @@
           </w:tcPr>
           <w:p>
             <w:r>
-              <w:rPr>
-                <w:sz w:val="20"/>
-              </w:rPr>
-            </w:r>
-            <w:r>
-              <w:rPr>
-                <w:sz w:val="20"/>
-              </w:rPr>
               <w:t>CROSS_CHECKED</w:t>
             </w:r>
           </w:p>
@@ -1548,31 +1350,381 @@
           </w:tcPr>
           <w:p>
             <w:r>
-              <w:rPr>
-                <w:sz w:val="20"/>
-              </w:rPr>
-            </w:r>
-            <w:r>
-              <w:rPr>
-                <w:sz w:val="20"/>
-              </w:rPr>
               <w:t>2800 mm WB, 5.5 m turning</w:t>
             </w:r>
           </w:p>
         </w:tc>
       </w:tr>
+      <w:tr>
+        <w:tc>
+          <w:tcPr>
+            <w:tcW w:type="dxa" w:w="1234"/>
+          </w:tcPr>
+          <w:p>
+            <w:r>
+              <w:t>Road motor-vehicle manufacturers &amp; products catalog — public query system</w:t>
+            </w:r>
+          </w:p>
+        </w:tc>
+        <w:tc>
+          <w:tcPr>
+            <w:tcW w:type="dxa" w:w="1234"/>
+          </w:tcPr>
+          <w:p>
+            <w:r>
+              <w:t>MIIT, China Ministry of Industry and Information Technology</w:t>
+            </w:r>
+          </w:p>
+        </w:tc>
+        <w:tc>
+          <w:tcPr>
+            <w:tcW w:type="dxa" w:w="1234"/>
+          </w:tcPr>
+          <w:p>
+            <w:r>
+              <w:t>CN</w:t>
+            </w:r>
+          </w:p>
+        </w:tc>
+        <w:tc>
+          <w:tcPr>
+            <w:tcW w:type="dxa" w:w="1234"/>
+          </w:tcPr>
+          <w:p>
+            <w:r>
+              <w:t>https://service.miit-eidc.org.cn/miitxxgk/gonggao_xxgk/index_ggcp.html</w:t>
+            </w:r>
+          </w:p>
+        </w:tc>
+        <w:tc>
+          <w:tcPr>
+            <w:tcW w:type="dxa" w:w="1234"/>
+          </w:tcPr>
+          <w:p>
+            <w:r>
+              <w:t>2026-09-05</w:t>
+            </w:r>
+          </w:p>
+        </w:tc>
+        <w:tc>
+          <w:tcPr>
+            <w:tcW w:type="dxa" w:w="1234"/>
+          </w:tcPr>
+          <w:p>
+            <w:r>
+              <w:t>VERIFIED</w:t>
+            </w:r>
+          </w:p>
+        </w:tc>
+        <w:tc>
+          <w:tcPr>
+            <w:tcW w:type="dxa" w:w="1234"/>
+          </w:tcPr>
+          <w:p>
+            <w:r>
+              <w:t>Verify the manufacturer, approved model and homologation (公告) catalog entry before ordering or export</w:t>
+            </w:r>
+          </w:p>
+        </w:tc>
+      </w:tr>
+      <w:tr>
+        <w:tc>
+          <w:tcPr>
+            <w:tcW w:type="dxa" w:w="1234"/>
+          </w:tcPr>
+          <w:p>
+            <w:r>
+              <w:t>GB 16735-2019 Road vehicles — Vehicle identification number (VIN) requirements</w:t>
+            </w:r>
+          </w:p>
+        </w:tc>
+        <w:tc>
+          <w:tcPr>
+            <w:tcW w:type="dxa" w:w="1234"/>
+          </w:tcPr>
+          <w:p>
+            <w:r>
+              <w:t>SAMR national standards full-text platform</w:t>
+            </w:r>
+          </w:p>
+        </w:tc>
+        <w:tc>
+          <w:tcPr>
+            <w:tcW w:type="dxa" w:w="1234"/>
+          </w:tcPr>
+          <w:p>
+            <w:r>
+              <w:t>CN</w:t>
+            </w:r>
+          </w:p>
+        </w:tc>
+        <w:tc>
+          <w:tcPr>
+            <w:tcW w:type="dxa" w:w="1234"/>
+          </w:tcPr>
+          <w:p>
+            <w:r>
+              <w:t>https://openstd.samr.gov.cn/bzgk/std/newGbInfo?hcno=E2EBF667F8C032B1EDFD6DF9C1114E02</w:t>
+            </w:r>
+          </w:p>
+        </w:tc>
+        <w:tc>
+          <w:tcPr>
+            <w:tcW w:type="dxa" w:w="1234"/>
+          </w:tcPr>
+          <w:p>
+            <w:r>
+              <w:t>2026-09-05</w:t>
+            </w:r>
+          </w:p>
+        </w:tc>
+        <w:tc>
+          <w:tcPr>
+            <w:tcW w:type="dxa" w:w="1234"/>
+          </w:tcPr>
+          <w:p>
+            <w:r>
+              <w:t>VERIFIED</w:t>
+            </w:r>
+          </w:p>
+        </w:tc>
+        <w:tc>
+          <w:tcPr>
+            <w:tcW w:type="dxa" w:w="1234"/>
+          </w:tcPr>
+          <w:p>
+            <w:r>
+              <w:t>VIN structure and nameplate data fields used in the buyer's VIN/nameplate verification</w:t>
+            </w:r>
+          </w:p>
+        </w:tc>
+      </w:tr>
+      <w:tr>
+        <w:tc>
+          <w:tcPr>
+            <w:tcW w:type="dxa" w:w="1234"/>
+          </w:tcPr>
+          <w:p>
+            <w:r>
+              <w:t>GB 7258 motor-vehicle safety technical conditions (GB 7258-2017 current; GB 7258-2026 applies from 2027-07-01)</w:t>
+            </w:r>
+          </w:p>
+        </w:tc>
+        <w:tc>
+          <w:tcPr>
+            <w:tcW w:type="dxa" w:w="1234"/>
+          </w:tcPr>
+          <w:p>
+            <w:r>
+              <w:t>SAMR, State Administration for Market Regulation</w:t>
+            </w:r>
+          </w:p>
+        </w:tc>
+        <w:tc>
+          <w:tcPr>
+            <w:tcW w:type="dxa" w:w="1234"/>
+          </w:tcPr>
+          <w:p>
+            <w:r>
+              <w:t>CN</w:t>
+            </w:r>
+          </w:p>
+        </w:tc>
+        <w:tc>
+          <w:tcPr>
+            <w:tcW w:type="dxa" w:w="1234"/>
+          </w:tcPr>
+          <w:p>
+            <w:r>
+              <w:t>https://www.samr.gov.cn/xw/sj/art/2026/art_9b2b3fa425e3461e8dc3bd270b410ceb.html</w:t>
+            </w:r>
+          </w:p>
+        </w:tc>
+        <w:tc>
+          <w:tcPr>
+            <w:tcW w:type="dxa" w:w="1234"/>
+          </w:tcPr>
+          <w:p>
+            <w:r>
+              <w:t>2026-09-05</w:t>
+            </w:r>
+          </w:p>
+        </w:tc>
+        <w:tc>
+          <w:tcPr>
+            <w:tcW w:type="dxa" w:w="1234"/>
+          </w:tcPr>
+          <w:p>
+            <w:r>
+              <w:t>VERIFIED</w:t>
+            </w:r>
+          </w:p>
+        </w:tc>
+        <w:tc>
+          <w:tcPr>
+            <w:tcW w:type="dxa" w:w="1234"/>
+          </w:tcPr>
+          <w:p>
+            <w:r>
+              <w:t>Baseline in-China vehicle safety technical conditions and the current/revision timeline</w:t>
+            </w:r>
+          </w:p>
+        </w:tc>
+      </w:tr>
+      <w:tr>
+        <w:tc>
+          <w:tcPr>
+            <w:tcW w:type="dxa" w:w="1234"/>
+          </w:tcPr>
+          <w:p>
+            <w:r>
+              <w:t>GB 18352.6-2016 with amendment XG1-2026 (China-6 light-vehicle pollutant emissions)</w:t>
+            </w:r>
+          </w:p>
+        </w:tc>
+        <w:tc>
+          <w:tcPr>
+            <w:tcW w:type="dxa" w:w="1234"/>
+          </w:tcPr>
+          <w:p>
+            <w:r>
+              <w:t>Ministry of Ecology and Environment (MEE)</w:t>
+            </w:r>
+          </w:p>
+        </w:tc>
+        <w:tc>
+          <w:tcPr>
+            <w:tcW w:type="dxa" w:w="1234"/>
+          </w:tcPr>
+          <w:p>
+            <w:r>
+              <w:t>CN</w:t>
+            </w:r>
+          </w:p>
+        </w:tc>
+        <w:tc>
+          <w:tcPr>
+            <w:tcW w:type="dxa" w:w="1234"/>
+          </w:tcPr>
+          <w:p>
+            <w:r>
+              <w:t>https://www.mee.gov.cn/xxgk2018/xxgk/xxgk01/202604/t20260430_1150676.html</w:t>
+            </w:r>
+          </w:p>
+        </w:tc>
+        <w:tc>
+          <w:tcPr>
+            <w:tcW w:type="dxa" w:w="1234"/>
+          </w:tcPr>
+          <w:p>
+            <w:r>
+              <w:t>2026-09-05</w:t>
+            </w:r>
+          </w:p>
+        </w:tc>
+        <w:tc>
+          <w:tcPr>
+            <w:tcW w:type="dxa" w:w="1234"/>
+          </w:tcPr>
+          <w:p>
+            <w:r>
+              <w:t>VERIFIED</w:t>
+            </w:r>
+          </w:p>
+        </w:tc>
+        <w:tc>
+          <w:tcPr>
+            <w:tcW w:type="dxa" w:w="1234"/>
+          </w:tcPr>
+          <w:p>
+            <w:r>
+              <w:t>China-6 light-vehicle emission stage and the 2026 amendment implementation dates</w:t>
+            </w:r>
+          </w:p>
+        </w:tc>
+      </w:tr>
+      <w:tr>
+        <w:tc>
+          <w:tcPr>
+            <w:tcW w:type="dxa" w:w="1234"/>
+          </w:tcPr>
+          <w:p>
+            <w:r>
+              <w:t>GB 19147 automobile diesel fuel national standard (low-sulphur basis)</w:t>
+            </w:r>
+          </w:p>
+        </w:tc>
+        <w:tc>
+          <w:tcPr>
+            <w:tcW w:type="dxa" w:w="1234"/>
+          </w:tcPr>
+          <w:p>
+            <w:r>
+              <w:t>SAMR national standards full-text platform</w:t>
+            </w:r>
+          </w:p>
+        </w:tc>
+        <w:tc>
+          <w:tcPr>
+            <w:tcW w:type="dxa" w:w="1234"/>
+          </w:tcPr>
+          <w:p>
+            <w:r>
+              <w:t>CN</w:t>
+            </w:r>
+          </w:p>
+        </w:tc>
+        <w:tc>
+          <w:tcPr>
+            <w:tcW w:type="dxa" w:w="1234"/>
+          </w:tcPr>
+          <w:p>
+            <w:r>
+              <w:t>https://openstd.samr.gov.cn/bzgk/std/newGbInfo?hcno=88F31AEECC7F7AE17C5A99496E532D2A</w:t>
+            </w:r>
+          </w:p>
+        </w:tc>
+        <w:tc>
+          <w:tcPr>
+            <w:tcW w:type="dxa" w:w="1234"/>
+          </w:tcPr>
+          <w:p>
+            <w:r>
+              <w:t>2026-09-05</w:t>
+            </w:r>
+          </w:p>
+        </w:tc>
+        <w:tc>
+          <w:tcPr>
+            <w:tcW w:type="dxa" w:w="1234"/>
+          </w:tcPr>
+          <w:p>
+            <w:r>
+              <w:t>VERIFIED</w:t>
+            </w:r>
+          </w:p>
+        </w:tc>
+        <w:tc>
+          <w:tcPr>
+            <w:tcW w:type="dxa" w:w="1234"/>
+          </w:tcPr>
+          <w:p>
+            <w:r>
+              <w:t>Diesel fuel grade and sulphur basis to match engine/emission design overseas</w:t>
+            </w:r>
+          </w:p>
+        </w:tc>
+      </w:tr>
     </w:tbl>
+    <w:p/>
     <w:p>
       <w:r>
-        <w:rPr>
-          <w:i/>
-        </w:rPr>
-        <w:t>Confidence note: no OEM primary sheet; trade-database cross-checks. Rated payload explicitly deferred to MIIT announcement/certificate; 2.499 L and 2.8 L engines kept separate. Chinese-market reference only.</w:t>
+        <w:t>*Confidence note: no OEM primary sheet; trade-database cross-checks. Rated payload explicitly deferred to MIIT announcement/certificate; 2.499 L and 2.8 L engines kept separate. Chinese-market reference only.*</w:t>
       </w:r>
     </w:p>
     <w:p>
       <w:pPr>
-        <w:pStyle w:val="Heading1"/>
+        <w:pStyle w:val="Heading2"/>
       </w:pPr>
       <w:r>
         <w:t>Editorial Review</w:t>
@@ -2056,8 +2208,8 @@
     <w:qFormat/>
     <w:rsid w:val="00FC693F"/>
     <w:rPr>
-      <w:rFonts w:ascii="Calibri" w:hAnsi="Calibri" w:eastAsia="Calibri"/>
-      <w:sz w:val="22"/>
+      <w:rFonts w:ascii="Calibri" w:hAnsi="Calibri"/>
+      <w:sz w:val="21"/>
     </w:rPr>
   </w:style>
   <w:style w:type="paragraph" w:styleId="Header">
@@ -2119,11 +2271,11 @@
       <w:outlineLvl w:val="0"/>
     </w:pPr>
     <w:rPr>
-      <w:rFonts w:asciiTheme="majorHAnsi" w:eastAsiaTheme="majorEastAsia" w:hAnsiTheme="majorHAnsi" w:cstheme="majorBidi" w:ascii="Calibri" w:hAnsi="Calibri"/>
+      <w:rFonts w:asciiTheme="majorHAnsi" w:eastAsiaTheme="majorEastAsia" w:hAnsiTheme="majorHAnsi" w:cstheme="majorBidi"/>
       <w:b/>
       <w:bCs/>
-      <w:color w:val="1F2A37"/>
-      <w:sz w:val="40"/>
+      <w:color w:val="365F91" w:themeColor="accent1" w:themeShade="BF"/>
+      <w:sz w:val="28"/>
       <w:szCs w:val="28"/>
     </w:rPr>
   </w:style>
@@ -2143,11 +2295,11 @@
       <w:outlineLvl w:val="1"/>
     </w:pPr>
     <w:rPr>
-      <w:rFonts w:asciiTheme="majorHAnsi" w:eastAsiaTheme="majorEastAsia" w:hAnsiTheme="majorHAnsi" w:cstheme="majorBidi" w:ascii="Calibri" w:hAnsi="Calibri"/>
+      <w:rFonts w:asciiTheme="majorHAnsi" w:eastAsiaTheme="majorEastAsia" w:hAnsiTheme="majorHAnsi" w:cstheme="majorBidi"/>
       <w:b/>
       <w:bCs/>
-      <w:color w:val="1F2A37"/>
-      <w:sz w:val="30"/>
+      <w:color w:val="4F81BD" w:themeColor="accent1"/>
+      <w:sz w:val="26"/>
       <w:szCs w:val="26"/>
     </w:rPr>
   </w:style>
@@ -2167,11 +2319,10 @@
       <w:outlineLvl w:val="2"/>
     </w:pPr>
     <w:rPr>
-      <w:rFonts w:asciiTheme="majorHAnsi" w:eastAsiaTheme="majorEastAsia" w:hAnsiTheme="majorHAnsi" w:cstheme="majorBidi" w:ascii="Calibri" w:hAnsi="Calibri"/>
+      <w:rFonts w:asciiTheme="majorHAnsi" w:eastAsiaTheme="majorEastAsia" w:hAnsiTheme="majorHAnsi" w:cstheme="majorBidi"/>
       <w:b/>
       <w:bCs/>
-      <w:color w:val="1F2A37"/>
-      <w:sz w:val="25"/>
+      <w:color w:val="4F81BD" w:themeColor="accent1"/>
     </w:rPr>
   </w:style>
   <w:style w:type="paragraph" w:styleId="Heading4">

--- a/deliveries/2026-09-04/AutoBridge_Daily_2026-09-04/01_Vehicle_Pages/VEH_20260904_08_JMC_Shunda.docx
+++ b/deliveries/2026-09-04/AutoBridge_Daily_2026-09-04/01_Vehicle_Pages/VEH_20260904_08_JMC_Shunda.docx
@@ -769,7 +769,7 @@
         <w:pStyle w:val="ListBullet"/>
       </w:pPr>
       <w:r>
-        <w:t>LICENSE: none secured — no third-party image may be published until rights are cleared</w:t>
+        <w:t>LICENSE_OR_USAGE_BASIS: none secured — no third-party image may be published until rights are cleared</w:t>
       </w:r>
     </w:p>
     <w:p>
@@ -1741,7 +1741,7 @@
         <w:t>Author</w:t>
       </w:r>
       <w:r>
-        <w:t>: AutoBridge Export Editorial Team · [Sourcing Team](/authors/) · method per our [Editorial Policy](/editorial-policy/)</w:t>
+        <w:t>: AutoBridge Export Editorial Team · method per our [Editorial Policy](/editorial-policy/)</w:t>
       </w:r>
     </w:p>
     <w:p>
@@ -1755,16 +1755,7 @@
         <w:t>Last reviewed</w:t>
       </w:r>
       <w:r>
-        <w:t xml:space="preserve">: 2026-09-04 · </w:t>
-      </w:r>
-      <w:r>
-        <w:rPr>
-          <w:b/>
-        </w:rPr>
-        <w:t>Fact sheet version</w:t>
-      </w:r>
-      <w:r>
-        <w:t>: v1.1-2026-09-04</w:t>
+        <w:t>: 2026-09-05</w:t>
       </w:r>
     </w:p>
     <w:p>
@@ -1806,7 +1797,7 @@
         <w:t>Transparency</w:t>
       </w:r>
       <w:r>
-        <w:t>: AI_ASSISTED=true · HUMAN_REVIEWED=false · evidence.first_hand=false · PUBLISH_APPROVED=false</w:t>
+        <w:t>: Prepared with AI assistance and editorially checked by the AutoBridge Export Editorial Team. It is source-based desk research, not first-hand testing; confirm time-sensitive and destination-specific requirements before transacting.</w:t>
       </w:r>
     </w:p>
     <w:p>
@@ -1817,10 +1808,10 @@
         <w:rPr>
           <w:b/>
         </w:rPr>
-        <w:t>Quality gates</w:t>
+        <w:t>Editorial standard</w:t>
       </w:r>
       <w:r>
-        <w:t>: EDITORIAL_QA_PASS=PASS · FACT_SOURCE_PASS=PASS · SEO_PASS=PASS · CODEX_REVIEW_PASS=PENDING · PUBLISH_APPROVED=FALSE until independent sign-off</w:t>
+        <w:t>: Researched and written from the sources listed above (desk research; no first-hand driving, teardown or import is claimed). Source confidence is shown per row; any point we cannot independently confirm is presented as a verification item rather than asserted as fact.</w:t>
       </w:r>
     </w:p>
     <w:p>
@@ -2208,7 +2199,6 @@
     <w:qFormat/>
     <w:rsid w:val="00FC693F"/>
     <w:rPr>
-      <w:rFonts w:ascii="Calibri" w:hAnsi="Calibri"/>
       <w:sz w:val="21"/>
     </w:rPr>
   </w:style>
